--- a/TRƯỜNG ĐẠI HỌC KỸ THUẬT CÔNG NGHIỆP.docx
+++ b/TRƯỜNG ĐẠI HỌC KỸ THUẬT CÔNG NGHIỆP.docx
@@ -1647,12 +1647,6 @@
             <w:insideH w:val="none" w:color="auto" w:sz="0" w:space="0"/>
             <w:insideV w:val="none" w:color="auto" w:sz="0" w:space="0"/>
           </w:tblBorders>
-          <w:tblCellMar>
-            <w:top w:w="0" w:type="dxa"/>
-            <w:left w:w="108" w:type="dxa"/>
-            <w:bottom w:w="0" w:type="dxa"/>
-            <w:right w:w="108" w:type="dxa"/>
-          </w:tblCellMar>
         </w:tblPrEx>
         <w:tc>
           <w:tcPr>
@@ -10097,8 +10091,6 @@
           <w:lang w:val="vi-VN"/>
         </w:rPr>
       </w:pPr>
-      <w:bookmarkStart w:id="247" w:name="_GoBack"/>
-      <w:bookmarkEnd w:id="247"/>
     </w:p>
     <w:p>
       <w:pPr>
@@ -18661,6 +18653,102 @@
       <w:bookmarkStart w:id="168" w:name="_Toc2205"/>
       <w:bookmarkStart w:id="169" w:name="_Toc5275"/>
       <w:bookmarkStart w:id="170" w:name="_Toc23471"/>
+    </w:p>
+    <w:p>
+      <w:pPr>
+        <w:pStyle w:val="2"/>
+        <w:keepNext w:val="0"/>
+        <w:keepLines w:val="0"/>
+        <w:widowControl/>
+        <w:suppressLineNumbers w:val="0"/>
+        <w:spacing w:line="360" w:lineRule="auto"/>
+        <w:jc w:val="center"/>
+        <w:rPr>
+          <w:rFonts w:hint="default" w:ascii="Times New Roman" w:hAnsi="Times New Roman" w:cs="Times New Roman"/>
+          <w:sz w:val="28"/>
+          <w:szCs w:val="28"/>
+        </w:rPr>
+      </w:pPr>
+    </w:p>
+    <w:p>
+      <w:pPr>
+        <w:pStyle w:val="2"/>
+        <w:keepNext w:val="0"/>
+        <w:keepLines w:val="0"/>
+        <w:widowControl/>
+        <w:suppressLineNumbers w:val="0"/>
+        <w:spacing w:line="360" w:lineRule="auto"/>
+        <w:jc w:val="center"/>
+        <w:rPr>
+          <w:rFonts w:hint="default" w:ascii="Times New Roman" w:hAnsi="Times New Roman" w:cs="Times New Roman"/>
+          <w:sz w:val="28"/>
+          <w:szCs w:val="28"/>
+        </w:rPr>
+      </w:pPr>
+    </w:p>
+    <w:p>
+      <w:pPr>
+        <w:pStyle w:val="2"/>
+        <w:keepNext w:val="0"/>
+        <w:keepLines w:val="0"/>
+        <w:widowControl/>
+        <w:suppressLineNumbers w:val="0"/>
+        <w:spacing w:line="360" w:lineRule="auto"/>
+        <w:jc w:val="center"/>
+        <w:rPr>
+          <w:rFonts w:hint="default" w:ascii="Times New Roman" w:hAnsi="Times New Roman" w:cs="Times New Roman"/>
+          <w:sz w:val="28"/>
+          <w:szCs w:val="28"/>
+        </w:rPr>
+      </w:pPr>
+    </w:p>
+    <w:p>
+      <w:pPr>
+        <w:pStyle w:val="2"/>
+        <w:keepNext w:val="0"/>
+        <w:keepLines w:val="0"/>
+        <w:widowControl/>
+        <w:suppressLineNumbers w:val="0"/>
+        <w:spacing w:line="360" w:lineRule="auto"/>
+        <w:jc w:val="center"/>
+        <w:rPr>
+          <w:rFonts w:hint="default" w:ascii="Times New Roman" w:hAnsi="Times New Roman" w:cs="Times New Roman"/>
+          <w:sz w:val="28"/>
+          <w:szCs w:val="28"/>
+        </w:rPr>
+      </w:pPr>
+    </w:p>
+    <w:p>
+      <w:pPr>
+        <w:pStyle w:val="2"/>
+        <w:keepNext w:val="0"/>
+        <w:keepLines w:val="0"/>
+        <w:widowControl/>
+        <w:suppressLineNumbers w:val="0"/>
+        <w:spacing w:line="360" w:lineRule="auto"/>
+        <w:jc w:val="center"/>
+        <w:rPr>
+          <w:rFonts w:hint="default" w:ascii="Times New Roman" w:hAnsi="Times New Roman" w:cs="Times New Roman"/>
+          <w:sz w:val="28"/>
+          <w:szCs w:val="28"/>
+        </w:rPr>
+      </w:pPr>
+    </w:p>
+    <w:p>
+      <w:pPr>
+        <w:pStyle w:val="2"/>
+        <w:keepNext w:val="0"/>
+        <w:keepLines w:val="0"/>
+        <w:widowControl/>
+        <w:suppressLineNumbers w:val="0"/>
+        <w:spacing w:line="360" w:lineRule="auto"/>
+        <w:jc w:val="center"/>
+        <w:rPr>
+          <w:rFonts w:hint="default" w:ascii="Times New Roman" w:hAnsi="Times New Roman" w:cs="Times New Roman"/>
+          <w:sz w:val="28"/>
+          <w:szCs w:val="28"/>
+        </w:rPr>
+      </w:pPr>
       <w:r>
         <w:rPr>
           <w:rFonts w:hint="default" w:ascii="Times New Roman" w:hAnsi="Times New Roman" w:cs="Times New Roman"/>
@@ -19880,13 +19968,93 @@
           <w:rFonts w:hint="default" w:ascii="Times New Roman" w:hAnsi="Times New Roman" w:cs="Times New Roman"/>
           <w:sz w:val="28"/>
           <w:szCs w:val="28"/>
-          <w:lang w:val="vi-VN"/>
         </w:rPr>
       </w:pPr>
       <w:bookmarkStart w:id="199" w:name="_Toc7324"/>
       <w:bookmarkStart w:id="200" w:name="_Toc14671"/>
       <w:bookmarkStart w:id="201" w:name="_Toc2260"/>
       <w:bookmarkStart w:id="202" w:name="_Toc5706"/>
+    </w:p>
+    <w:p>
+      <w:pPr>
+        <w:pStyle w:val="2"/>
+        <w:keepNext w:val="0"/>
+        <w:keepLines w:val="0"/>
+        <w:widowControl/>
+        <w:suppressLineNumbers w:val="0"/>
+        <w:spacing w:line="360" w:lineRule="auto"/>
+        <w:jc w:val="center"/>
+        <w:rPr>
+          <w:rFonts w:hint="default" w:ascii="Times New Roman" w:hAnsi="Times New Roman" w:cs="Times New Roman"/>
+          <w:sz w:val="28"/>
+          <w:szCs w:val="28"/>
+        </w:rPr>
+      </w:pPr>
+    </w:p>
+    <w:p>
+      <w:pPr>
+        <w:pStyle w:val="2"/>
+        <w:keepNext w:val="0"/>
+        <w:keepLines w:val="0"/>
+        <w:widowControl/>
+        <w:suppressLineNumbers w:val="0"/>
+        <w:spacing w:line="360" w:lineRule="auto"/>
+        <w:jc w:val="center"/>
+        <w:rPr>
+          <w:rFonts w:hint="default" w:ascii="Times New Roman" w:hAnsi="Times New Roman" w:cs="Times New Roman"/>
+          <w:sz w:val="28"/>
+          <w:szCs w:val="28"/>
+        </w:rPr>
+      </w:pPr>
+    </w:p>
+    <w:p>
+      <w:pPr>
+        <w:pStyle w:val="2"/>
+        <w:keepNext w:val="0"/>
+        <w:keepLines w:val="0"/>
+        <w:widowControl/>
+        <w:suppressLineNumbers w:val="0"/>
+        <w:spacing w:line="360" w:lineRule="auto"/>
+        <w:jc w:val="center"/>
+        <w:rPr>
+          <w:rFonts w:hint="default" w:ascii="Times New Roman" w:hAnsi="Times New Roman" w:cs="Times New Roman"/>
+          <w:sz w:val="28"/>
+          <w:szCs w:val="28"/>
+        </w:rPr>
+      </w:pPr>
+    </w:p>
+    <w:p>
+      <w:pPr>
+        <w:pStyle w:val="2"/>
+        <w:keepNext w:val="0"/>
+        <w:keepLines w:val="0"/>
+        <w:widowControl/>
+        <w:suppressLineNumbers w:val="0"/>
+        <w:spacing w:line="360" w:lineRule="auto"/>
+        <w:jc w:val="center"/>
+        <w:rPr>
+          <w:rFonts w:hint="default" w:ascii="Times New Roman" w:hAnsi="Times New Roman" w:cs="Times New Roman"/>
+          <w:sz w:val="28"/>
+          <w:szCs w:val="28"/>
+        </w:rPr>
+      </w:pPr>
+    </w:p>
+    <w:p>
+      <w:pPr>
+        <w:pStyle w:val="2"/>
+        <w:keepNext w:val="0"/>
+        <w:keepLines w:val="0"/>
+        <w:widowControl/>
+        <w:suppressLineNumbers w:val="0"/>
+        <w:spacing w:line="360" w:lineRule="auto"/>
+        <w:jc w:val="center"/>
+        <w:rPr>
+          <w:rFonts w:hint="default" w:ascii="Times New Roman" w:hAnsi="Times New Roman" w:cs="Times New Roman"/>
+          <w:sz w:val="28"/>
+          <w:szCs w:val="28"/>
+          <w:lang w:val="vi-VN"/>
+        </w:rPr>
+      </w:pPr>
       <w:r>
         <w:rPr>
           <w:rFonts w:hint="default" w:ascii="Times New Roman" w:hAnsi="Times New Roman" w:cs="Times New Roman"/>
@@ -20641,6 +20809,23 @@
       <w:bookmarkStart w:id="232" w:name="_Toc23039"/>
       <w:bookmarkStart w:id="233" w:name="_Toc3630"/>
       <w:bookmarkStart w:id="234" w:name="_Toc11584"/>
+    </w:p>
+    <w:p>
+      <w:pPr>
+        <w:pStyle w:val="3"/>
+        <w:keepNext w:val="0"/>
+        <w:keepLines w:val="0"/>
+        <w:widowControl/>
+        <w:suppressLineNumbers w:val="0"/>
+        <w:spacing w:line="360" w:lineRule="auto"/>
+        <w:jc w:val="both"/>
+        <w:outlineLvl w:val="0"/>
+        <w:rPr>
+          <w:rFonts w:hint="default" w:ascii="Times New Roman" w:hAnsi="Times New Roman" w:cs="Times New Roman"/>
+          <w:sz w:val="28"/>
+          <w:szCs w:val="28"/>
+        </w:rPr>
+      </w:pPr>
       <w:r>
         <w:rPr>
           <w:rFonts w:hint="default" w:ascii="Times New Roman" w:hAnsi="Times New Roman" w:cs="Times New Roman"/>
@@ -21116,6 +21301,136 @@
         </w:rPr>
         <w:t>Việc phát triển theo hướng này sẽ giúp hệ thống trở nên hoàn thiện hơn và có thể ứng dụng rộng rãi trong môi trường giáo dục.</w:t>
       </w:r>
+    </w:p>
+    <w:p>
+      <w:pPr>
+        <w:pStyle w:val="2"/>
+        <w:bidi w:val="0"/>
+        <w:jc w:val="center"/>
+        <w:rPr>
+          <w:rFonts w:hint="default" w:ascii="Times New Roman" w:hAnsi="Times New Roman" w:cs="Times New Roman"/>
+          <w:sz w:val="28"/>
+          <w:szCs w:val="28"/>
+          <w:lang w:val="vi-VN"/>
+        </w:rPr>
+      </w:pPr>
+    </w:p>
+    <w:p>
+      <w:pPr>
+        <w:pStyle w:val="2"/>
+        <w:bidi w:val="0"/>
+        <w:jc w:val="center"/>
+        <w:rPr>
+          <w:rFonts w:hint="default" w:ascii="Times New Roman" w:hAnsi="Times New Roman" w:cs="Times New Roman"/>
+          <w:sz w:val="28"/>
+          <w:szCs w:val="28"/>
+          <w:lang w:val="vi-VN"/>
+        </w:rPr>
+      </w:pPr>
+    </w:p>
+    <w:p>
+      <w:pPr>
+        <w:pStyle w:val="2"/>
+        <w:bidi w:val="0"/>
+        <w:jc w:val="center"/>
+        <w:rPr>
+          <w:rFonts w:hint="default" w:ascii="Times New Roman" w:hAnsi="Times New Roman" w:cs="Times New Roman"/>
+          <w:sz w:val="28"/>
+          <w:szCs w:val="28"/>
+          <w:lang w:val="vi-VN"/>
+        </w:rPr>
+      </w:pPr>
+    </w:p>
+    <w:p>
+      <w:pPr>
+        <w:pStyle w:val="2"/>
+        <w:bidi w:val="0"/>
+        <w:jc w:val="center"/>
+        <w:rPr>
+          <w:rFonts w:hint="default" w:ascii="Times New Roman" w:hAnsi="Times New Roman" w:cs="Times New Roman"/>
+          <w:sz w:val="28"/>
+          <w:szCs w:val="28"/>
+          <w:lang w:val="vi-VN"/>
+        </w:rPr>
+      </w:pPr>
+    </w:p>
+    <w:p>
+      <w:pPr>
+        <w:pStyle w:val="2"/>
+        <w:bidi w:val="0"/>
+        <w:jc w:val="center"/>
+        <w:rPr>
+          <w:rFonts w:hint="default" w:ascii="Times New Roman" w:hAnsi="Times New Roman" w:cs="Times New Roman"/>
+          <w:sz w:val="28"/>
+          <w:szCs w:val="28"/>
+          <w:lang w:val="vi-VN"/>
+        </w:rPr>
+      </w:pPr>
+    </w:p>
+    <w:p>
+      <w:pPr>
+        <w:pStyle w:val="2"/>
+        <w:bidi w:val="0"/>
+        <w:jc w:val="center"/>
+        <w:rPr>
+          <w:rFonts w:hint="default" w:ascii="Times New Roman" w:hAnsi="Times New Roman" w:cs="Times New Roman"/>
+          <w:sz w:val="28"/>
+          <w:szCs w:val="28"/>
+          <w:lang w:val="vi-VN"/>
+        </w:rPr>
+      </w:pPr>
+    </w:p>
+    <w:p>
+      <w:pPr>
+        <w:pStyle w:val="2"/>
+        <w:bidi w:val="0"/>
+        <w:jc w:val="center"/>
+        <w:rPr>
+          <w:rFonts w:hint="default" w:ascii="Times New Roman" w:hAnsi="Times New Roman" w:cs="Times New Roman"/>
+          <w:sz w:val="28"/>
+          <w:szCs w:val="28"/>
+          <w:lang w:val="vi-VN"/>
+        </w:rPr>
+      </w:pPr>
+    </w:p>
+    <w:p>
+      <w:pPr>
+        <w:pStyle w:val="2"/>
+        <w:bidi w:val="0"/>
+        <w:jc w:val="center"/>
+        <w:rPr>
+          <w:rFonts w:hint="default" w:ascii="Times New Roman" w:hAnsi="Times New Roman" w:cs="Times New Roman"/>
+          <w:sz w:val="28"/>
+          <w:szCs w:val="28"/>
+          <w:lang w:val="vi-VN"/>
+        </w:rPr>
+      </w:pPr>
+    </w:p>
+    <w:p>
+      <w:pPr>
+        <w:pStyle w:val="2"/>
+        <w:bidi w:val="0"/>
+        <w:jc w:val="center"/>
+        <w:rPr>
+          <w:rFonts w:hint="default" w:ascii="Times New Roman" w:hAnsi="Times New Roman" w:cs="Times New Roman"/>
+          <w:sz w:val="28"/>
+          <w:szCs w:val="28"/>
+          <w:lang w:val="vi-VN"/>
+        </w:rPr>
+      </w:pPr>
+    </w:p>
+    <w:p>
+      <w:pPr>
+        <w:pStyle w:val="2"/>
+        <w:bidi w:val="0"/>
+        <w:jc w:val="center"/>
+        <w:rPr>
+          <w:rFonts w:hint="default" w:ascii="Times New Roman" w:hAnsi="Times New Roman" w:cs="Times New Roman"/>
+          <w:sz w:val="28"/>
+          <w:szCs w:val="28"/>
+          <w:lang w:val="vi-VN"/>
+        </w:rPr>
+      </w:pPr>
     </w:p>
     <w:p>
       <w:pPr>
@@ -22012,6 +22327,39 @@
         <w:keepLines w:val="0"/>
         <w:widowControl/>
         <w:suppressLineNumbers w:val="0"/>
+        <w:jc w:val="center"/>
+        <w:rPr>
+          <w:rFonts w:hint="default"/>
+          <w:b/>
+          <w:bCs/>
+          <w:i w:val="0"/>
+          <w:iCs w:val="0"/>
+          <w:sz w:val="28"/>
+          <w:szCs w:val="28"/>
+          <w:lang w:val="vi-VN"/>
+        </w:rPr>
+      </w:pPr>
+      <w:r>
+        <w:rPr>
+          <w:rFonts w:hint="default"/>
+          <w:b/>
+          <w:bCs/>
+          <w:i w:val="0"/>
+          <w:iCs w:val="0"/>
+          <w:sz w:val="28"/>
+          <w:szCs w:val="28"/>
+          <w:lang w:val="vi-VN"/>
+        </w:rPr>
+        <w:t>YOUTOBE</w:t>
+      </w:r>
+    </w:p>
+    <w:p>
+      <w:pPr>
+        <w:pStyle w:val="85"/>
+        <w:keepNext w:val="0"/>
+        <w:keepLines w:val="0"/>
+        <w:widowControl/>
+        <w:suppressLineNumbers w:val="0"/>
         <w:jc w:val="both"/>
         <w:rPr>
           <w:rFonts w:hint="default"/>
@@ -22024,6 +22372,19 @@
           <w:lang w:val="vi-VN"/>
         </w:rPr>
       </w:pPr>
+      <w:r>
+        <w:rPr>
+          <w:rFonts w:hint="default"/>
+          <w:b w:val="0"/>
+          <w:bCs w:val="0"/>
+          <w:i/>
+          <w:iCs/>
+          <w:sz w:val="28"/>
+          <w:szCs w:val="28"/>
+          <w:lang w:val="vi-VN"/>
+        </w:rPr>
+        <w:t>Link youtobe :https://youtu.be/ubrSLc6Cc4Y?si=sklV4KZjoA0lJD_w</w:t>
+      </w:r>
     </w:p>
     <w:p>
       <w:pPr>
@@ -22069,6 +22430,8 @@
           <w:szCs w:val="28"/>
         </w:rPr>
       </w:pPr>
+      <w:bookmarkStart w:id="247" w:name="_GoBack"/>
+      <w:bookmarkEnd w:id="247"/>
     </w:p>
     <w:sectPr>
       <w:pgSz w:w="11906" w:h="16838"/>

--- a/TRƯỜNG ĐẠI HỌC KỸ THUẬT CÔNG NGHIỆP.docx
+++ b/TRƯỜNG ĐẠI HỌC KỸ THUẬT CÔNG NGHIỆP.docx
@@ -1080,14 +1080,25 @@
               </w:tabs>
               <w:spacing w:line="360" w:lineRule="auto"/>
               <w:rPr>
-                <w:rFonts w:cstheme="majorHAnsi"/>
+                <w:rFonts w:hint="default" w:cstheme="majorHAnsi"/>
                 <w:b/>
                 <w:bCs/>
                 <w:sz w:val="28"/>
                 <w:szCs w:val="28"/>
-                <w:lang w:val="en-US"/>
+                <w:lang w:val="vi-VN"/>
               </w:rPr>
             </w:pPr>
+            <w:r>
+              <w:rPr>
+                <w:rFonts w:hint="default" w:cstheme="majorHAnsi"/>
+                <w:b/>
+                <w:bCs/>
+                <w:sz w:val="28"/>
+                <w:szCs w:val="28"/>
+                <w:lang w:val="vi-VN"/>
+              </w:rPr>
+              <w:t>MSSV</w:t>
+            </w:r>
           </w:p>
         </w:tc>
         <w:tc>
@@ -1101,14 +1112,25 @@
               </w:tabs>
               <w:spacing w:line="360" w:lineRule="auto"/>
               <w:rPr>
-                <w:rFonts w:cstheme="majorHAnsi"/>
+                <w:rFonts w:hint="default" w:cstheme="majorHAnsi"/>
                 <w:b/>
                 <w:bCs/>
                 <w:sz w:val="28"/>
                 <w:szCs w:val="28"/>
-                <w:lang w:val="en-US"/>
+                <w:lang w:val="vi-VN"/>
               </w:rPr>
             </w:pPr>
+            <w:r>
+              <w:rPr>
+                <w:rFonts w:hint="default" w:cstheme="majorHAnsi"/>
+                <w:b/>
+                <w:bCs/>
+                <w:sz w:val="28"/>
+                <w:szCs w:val="28"/>
+                <w:lang w:val="vi-VN"/>
+              </w:rPr>
+              <w:t>:</w:t>
+            </w:r>
           </w:p>
         </w:tc>
         <w:tc>
@@ -1122,14 +1144,25 @@
               </w:tabs>
               <w:spacing w:line="360" w:lineRule="auto"/>
               <w:rPr>
-                <w:rFonts w:cstheme="majorHAnsi"/>
+                <w:rFonts w:hint="default" w:cstheme="majorHAnsi"/>
                 <w:b/>
                 <w:bCs/>
                 <w:sz w:val="28"/>
                 <w:szCs w:val="28"/>
-                <w:lang w:val="en-US"/>
+                <w:lang w:val="vi-VN"/>
               </w:rPr>
             </w:pPr>
+            <w:r>
+              <w:rPr>
+                <w:rFonts w:hint="default" w:cstheme="majorHAnsi"/>
+                <w:b/>
+                <w:bCs/>
+                <w:sz w:val="28"/>
+                <w:szCs w:val="28"/>
+                <w:lang w:val="vi-VN"/>
+              </w:rPr>
+              <w:t>K225480106032</w:t>
+            </w:r>
           </w:p>
         </w:tc>
       </w:tr>
@@ -1647,6 +1680,12 @@
             <w:insideH w:val="none" w:color="auto" w:sz="0" w:space="0"/>
             <w:insideV w:val="none" w:color="auto" w:sz="0" w:space="0"/>
           </w:tblBorders>
+          <w:tblCellMar>
+            <w:top w:w="0" w:type="dxa"/>
+            <w:left w:w="108" w:type="dxa"/>
+            <w:bottom w:w="0" w:type="dxa"/>
+            <w:right w:w="108" w:type="dxa"/>
+          </w:tblCellMar>
         </w:tblPrEx>
         <w:tc>
           <w:tcPr>
@@ -2510,14 +2549,6 @@
         <w:gridCol w:w="6336"/>
       </w:tblGrid>
       <w:tr>
-        <w:tblPrEx>
-          <w:tblCellMar>
-            <w:top w:w="0" w:type="dxa"/>
-            <w:left w:w="108" w:type="dxa"/>
-            <w:bottom w:w="0" w:type="dxa"/>
-            <w:right w:w="108" w:type="dxa"/>
-          </w:tblCellMar>
-        </w:tblPrEx>
         <w:trPr>
           <w:jc w:val="center"/>
         </w:trPr>
@@ -2812,11 +2843,11 @@
         </w:rPr>
       </w:pPr>
       <w:bookmarkStart w:id="1" w:name="_Toc123457833"/>
-      <w:bookmarkStart w:id="2" w:name="_Toc123248742"/>
-      <w:bookmarkStart w:id="3" w:name="_Toc123597279"/>
+      <w:bookmarkStart w:id="2" w:name="_Toc123224054"/>
+      <w:bookmarkStart w:id="3" w:name="_Toc123244977"/>
       <w:bookmarkStart w:id="4" w:name="_Toc123594299"/>
-      <w:bookmarkStart w:id="5" w:name="_Toc123224054"/>
-      <w:bookmarkStart w:id="6" w:name="_Toc123244977"/>
+      <w:bookmarkStart w:id="5" w:name="_Toc123597279"/>
+      <w:bookmarkStart w:id="6" w:name="_Toc123248742"/>
     </w:p>
     <w:p>
       <w:pPr>
@@ -2950,7 +2981,7 @@
           <w:highlight w:val="white"/>
           <w:lang w:val="vi-VN"/>
         </w:rPr>
-        <w:t xml:space="preserve">TS . Nguyễn Tiến Linh </w:t>
+        <w:t xml:space="preserve">TS . Nguyễn Tuấn Linh </w:t>
       </w:r>
     </w:p>
     <w:p>
@@ -3243,11 +3274,11 @@
           </w14:textFill>
         </w:rPr>
       </w:pPr>
-      <w:bookmarkStart w:id="7" w:name="_Toc123224056"/>
+      <w:bookmarkStart w:id="7" w:name="_Toc123597281"/>
       <w:bookmarkStart w:id="8" w:name="_Toc123244979"/>
       <w:bookmarkStart w:id="9" w:name="_Toc123594301"/>
-      <w:bookmarkStart w:id="10" w:name="_Toc123457835"/>
-      <w:bookmarkStart w:id="11" w:name="_Toc123597281"/>
+      <w:bookmarkStart w:id="10" w:name="_Toc123224056"/>
+      <w:bookmarkStart w:id="11" w:name="_Toc123457835"/>
       <w:bookmarkStart w:id="12" w:name="_Toc123248744"/>
     </w:p>
     <w:p>
@@ -3571,12 +3602,12 @@
         </w:rPr>
         <w:tab/>
       </w:r>
-      <w:bookmarkStart w:id="13" w:name="_Toc123244980"/>
-      <w:bookmarkStart w:id="14" w:name="_Toc123457836"/>
-      <w:bookmarkStart w:id="15" w:name="_Toc123594302"/>
-      <w:bookmarkStart w:id="16" w:name="_Toc123248745"/>
-      <w:bookmarkStart w:id="17" w:name="_Toc123224057"/>
-      <w:bookmarkStart w:id="18" w:name="_Toc123597282"/>
+      <w:bookmarkStart w:id="13" w:name="_Toc123224057"/>
+      <w:bookmarkStart w:id="14" w:name="_Toc123244980"/>
+      <w:bookmarkStart w:id="15" w:name="_Toc123457836"/>
+      <w:bookmarkStart w:id="16" w:name="_Toc123597282"/>
+      <w:bookmarkStart w:id="17" w:name="_Toc123594302"/>
+      <w:bookmarkStart w:id="18" w:name="_Toc123248745"/>
       <w:r>
         <w:rPr>
           <w:rFonts w:cstheme="majorHAnsi"/>
@@ -3761,8 +3792,8 @@
           <w:lang w:val="vi-VN"/>
         </w:rPr>
       </w:pPr>
-      <w:bookmarkStart w:id="19" w:name="_Toc30027"/>
-      <w:bookmarkStart w:id="20" w:name="_Toc30392"/>
+      <w:bookmarkStart w:id="19" w:name="_Toc30392"/>
+      <w:bookmarkStart w:id="20" w:name="_Toc30027"/>
       <w:bookmarkStart w:id="21" w:name="_Toc21078"/>
       <w:r>
         <w:rPr>
@@ -10384,8 +10415,8 @@
           <w:lang w:val="vi-VN"/>
         </w:rPr>
       </w:pPr>
-      <w:bookmarkStart w:id="30" w:name="_Toc1845"/>
-      <w:bookmarkStart w:id="31" w:name="_Toc21370"/>
+      <w:bookmarkStart w:id="30" w:name="_Toc21370"/>
+      <w:bookmarkStart w:id="31" w:name="_Toc1845"/>
     </w:p>
     <w:p>
       <w:pPr>
@@ -10647,7 +10678,7 @@
           <w:szCs w:val="28"/>
           <w:lang w:val="vi-VN"/>
         </w:rPr>
-        <w:t xml:space="preserve"> TS.Nguyễn Tiến Linh</w:t>
+        <w:t xml:space="preserve"> TS.Nguyễn Tuấn Linh</w:t>
       </w:r>
       <w:r>
         <w:rPr>
@@ -10836,9 +10867,9 @@
           <w:lang w:val="vi-VN"/>
         </w:rPr>
       </w:pPr>
-      <w:bookmarkStart w:id="33" w:name="_Toc24876"/>
-      <w:bookmarkStart w:id="34" w:name="_Toc2892"/>
-      <w:bookmarkStart w:id="35" w:name="_Toc31776"/>
+      <w:bookmarkStart w:id="33" w:name="_Toc2892"/>
+      <w:bookmarkStart w:id="34" w:name="_Toc31776"/>
+      <w:bookmarkStart w:id="35" w:name="_Toc24876"/>
       <w:r>
         <w:rPr>
           <w:rFonts w:hint="default" w:ascii="Times New Roman" w:hAnsi="Times New Roman" w:cs="Times New Roman"/>
@@ -10927,7 +10958,18 @@
           <w:szCs w:val="28"/>
           <w:lang w:val="vi-VN"/>
         </w:rPr>
-        <w:t xml:space="preserve"> TS.Nguyễn Tiến Linh</w:t>
+        <w:t xml:space="preserve"> TS.Nguyễn Tuấn</w:t>
+      </w:r>
+      <w:bookmarkStart w:id="247" w:name="_GoBack"/>
+      <w:bookmarkEnd w:id="247"/>
+      <w:r>
+        <w:rPr>
+          <w:rFonts w:hint="default"/>
+          <w:sz w:val="28"/>
+          <w:szCs w:val="28"/>
+          <w:lang w:val="vi-VN"/>
+        </w:rPr>
+        <w:t xml:space="preserve"> Linh</w:t>
       </w:r>
       <w:r>
         <w:rPr>
@@ -11100,10 +11142,10 @@
         <w:spacing w:line="360" w:lineRule="auto"/>
         <w:jc w:val="center"/>
       </w:pPr>
-      <w:bookmarkStart w:id="37" w:name="_Toc24397"/>
-      <w:bookmarkStart w:id="38" w:name="_Toc5846"/>
-      <w:bookmarkStart w:id="39" w:name="_Toc4855"/>
-      <w:bookmarkStart w:id="40" w:name="_Toc15329"/>
+      <w:bookmarkStart w:id="37" w:name="_Toc15329"/>
+      <w:bookmarkStart w:id="38" w:name="_Toc4855"/>
+      <w:bookmarkStart w:id="39" w:name="_Toc24397"/>
+      <w:bookmarkStart w:id="40" w:name="_Toc5846"/>
       <w:r>
         <w:rPr>
           <w:rFonts w:hint="default" w:ascii="Times New Roman" w:hAnsi="Times New Roman" w:cs="Times New Roman"/>
@@ -11149,10 +11191,10 @@
           <w:szCs w:val="28"/>
         </w:rPr>
       </w:pPr>
-      <w:bookmarkStart w:id="41" w:name="_Toc15817"/>
-      <w:bookmarkStart w:id="42" w:name="_Toc26460"/>
+      <w:bookmarkStart w:id="41" w:name="_Toc19912"/>
+      <w:bookmarkStart w:id="42" w:name="_Toc15817"/>
       <w:bookmarkStart w:id="43" w:name="_Toc2066"/>
-      <w:bookmarkStart w:id="44" w:name="_Toc19912"/>
+      <w:bookmarkStart w:id="44" w:name="_Toc26460"/>
       <w:r>
         <w:rPr>
           <w:rFonts w:hint="default" w:ascii="Times New Roman" w:hAnsi="Times New Roman" w:cs="Times New Roman"/>
@@ -11632,9 +11674,9 @@
           <w:szCs w:val="28"/>
         </w:rPr>
       </w:pPr>
-      <w:bookmarkStart w:id="45" w:name="_Toc23460"/>
-      <w:bookmarkStart w:id="46" w:name="_Toc8089"/>
-      <w:bookmarkStart w:id="47" w:name="_Toc27803"/>
+      <w:bookmarkStart w:id="45" w:name="_Toc27803"/>
+      <w:bookmarkStart w:id="46" w:name="_Toc23460"/>
+      <w:bookmarkStart w:id="47" w:name="_Toc8089"/>
       <w:bookmarkStart w:id="48" w:name="_Toc31783"/>
       <w:r>
         <w:rPr>
@@ -11994,9 +12036,9 @@
           <w:szCs w:val="28"/>
         </w:rPr>
       </w:pPr>
-      <w:bookmarkStart w:id="49" w:name="_Toc26826"/>
-      <w:bookmarkStart w:id="50" w:name="_Toc7197"/>
-      <w:bookmarkStart w:id="51" w:name="_Toc5655"/>
+      <w:bookmarkStart w:id="49" w:name="_Toc7197"/>
+      <w:bookmarkStart w:id="50" w:name="_Toc5655"/>
+      <w:bookmarkStart w:id="51" w:name="_Toc26826"/>
       <w:bookmarkStart w:id="52" w:name="_Toc31457"/>
       <w:r>
         <w:rPr>
@@ -12248,10 +12290,10 @@
           <w:szCs w:val="28"/>
         </w:rPr>
       </w:pPr>
-      <w:bookmarkStart w:id="53" w:name="_Toc3322"/>
-      <w:bookmarkStart w:id="54" w:name="_Toc25520"/>
-      <w:bookmarkStart w:id="55" w:name="_Toc17954"/>
-      <w:bookmarkStart w:id="56" w:name="_Toc22742"/>
+      <w:bookmarkStart w:id="53" w:name="_Toc17954"/>
+      <w:bookmarkStart w:id="54" w:name="_Toc22742"/>
+      <w:bookmarkStart w:id="55" w:name="_Toc3322"/>
+      <w:bookmarkStart w:id="56" w:name="_Toc25520"/>
       <w:r>
         <w:rPr>
           <w:rFonts w:hint="default" w:ascii="Times New Roman" w:hAnsi="Times New Roman" w:cs="Times New Roman"/>
@@ -12429,8 +12471,8 @@
         </w:rPr>
       </w:pPr>
       <w:bookmarkStart w:id="57" w:name="_Toc25170"/>
-      <w:bookmarkStart w:id="58" w:name="_Toc17682"/>
-      <w:bookmarkStart w:id="59" w:name="_Toc31640"/>
+      <w:bookmarkStart w:id="58" w:name="_Toc31640"/>
+      <w:bookmarkStart w:id="59" w:name="_Toc17682"/>
       <w:bookmarkStart w:id="60" w:name="_Toc20265"/>
       <w:r>
         <w:rPr>
@@ -12659,9 +12701,9 @@
         </w:rPr>
       </w:pPr>
       <w:bookmarkStart w:id="61" w:name="_Toc23537"/>
-      <w:bookmarkStart w:id="62" w:name="_Toc13814"/>
+      <w:bookmarkStart w:id="62" w:name="_Toc12801"/>
       <w:bookmarkStart w:id="63" w:name="_Toc7512"/>
-      <w:bookmarkStart w:id="64" w:name="_Toc12801"/>
+      <w:bookmarkStart w:id="64" w:name="_Toc13814"/>
       <w:r>
         <w:rPr>
           <w:rFonts w:hint="default" w:ascii="Times New Roman" w:hAnsi="Times New Roman" w:cs="Times New Roman"/>
@@ -12961,9 +13003,9 @@
           <w:szCs w:val="28"/>
         </w:rPr>
       </w:pPr>
-      <w:bookmarkStart w:id="65" w:name="_Toc28601"/>
+      <w:bookmarkStart w:id="65" w:name="_Toc13321"/>
       <w:bookmarkStart w:id="66" w:name="_Toc11376"/>
-      <w:bookmarkStart w:id="67" w:name="_Toc13321"/>
+      <w:bookmarkStart w:id="67" w:name="_Toc28601"/>
       <w:bookmarkStart w:id="68" w:name="_Toc28110"/>
       <w:r>
         <w:rPr>
@@ -13240,10 +13282,10 @@
           <w:szCs w:val="28"/>
         </w:rPr>
       </w:pPr>
-      <w:bookmarkStart w:id="69" w:name="_Toc14583"/>
-      <w:bookmarkStart w:id="70" w:name="_Toc14057"/>
-      <w:bookmarkStart w:id="71" w:name="_Toc22519"/>
-      <w:bookmarkStart w:id="72" w:name="_Toc6057"/>
+      <w:bookmarkStart w:id="69" w:name="_Toc6057"/>
+      <w:bookmarkStart w:id="70" w:name="_Toc14583"/>
+      <w:bookmarkStart w:id="71" w:name="_Toc14057"/>
+      <w:bookmarkStart w:id="72" w:name="_Toc22519"/>
       <w:r>
         <w:rPr>
           <w:rFonts w:hint="default" w:ascii="Times New Roman" w:hAnsi="Times New Roman" w:cs="Times New Roman"/>
@@ -13542,9 +13584,9 @@
         </w:rPr>
       </w:pPr>
       <w:bookmarkStart w:id="73" w:name="_Toc7787"/>
-      <w:bookmarkStart w:id="74" w:name="_Toc16927"/>
-      <w:bookmarkStart w:id="75" w:name="_Toc24744"/>
-      <w:bookmarkStart w:id="76" w:name="_Toc28816"/>
+      <w:bookmarkStart w:id="74" w:name="_Toc28816"/>
+      <w:bookmarkStart w:id="75" w:name="_Toc16927"/>
+      <w:bookmarkStart w:id="76" w:name="_Toc24744"/>
       <w:r>
         <w:rPr>
           <w:rFonts w:hint="default" w:ascii="Times New Roman" w:hAnsi="Times New Roman" w:cs="Times New Roman"/>
@@ -13590,10 +13632,10 @@
           <w:szCs w:val="28"/>
         </w:rPr>
       </w:pPr>
-      <w:bookmarkStart w:id="77" w:name="_Toc32180"/>
-      <w:bookmarkStart w:id="78" w:name="_Toc15443"/>
-      <w:bookmarkStart w:id="79" w:name="_Toc6348"/>
-      <w:bookmarkStart w:id="80" w:name="_Toc10724"/>
+      <w:bookmarkStart w:id="77" w:name="_Toc10724"/>
+      <w:bookmarkStart w:id="78" w:name="_Toc6348"/>
+      <w:bookmarkStart w:id="79" w:name="_Toc15443"/>
+      <w:bookmarkStart w:id="80" w:name="_Toc32180"/>
       <w:r>
         <w:rPr>
           <w:rFonts w:hint="default" w:ascii="Times New Roman" w:hAnsi="Times New Roman" w:cs="Times New Roman"/>
@@ -13893,9 +13935,9 @@
         </w:rPr>
       </w:pPr>
       <w:bookmarkStart w:id="81" w:name="_Toc20286"/>
-      <w:bookmarkStart w:id="82" w:name="_Toc3718"/>
-      <w:bookmarkStart w:id="83" w:name="_Toc17306"/>
-      <w:bookmarkStart w:id="84" w:name="_Toc841"/>
+      <w:bookmarkStart w:id="82" w:name="_Toc841"/>
+      <w:bookmarkStart w:id="83" w:name="_Toc3718"/>
+      <w:bookmarkStart w:id="84" w:name="_Toc17306"/>
       <w:r>
         <w:rPr>
           <w:rFonts w:hint="default" w:ascii="Times New Roman" w:hAnsi="Times New Roman" w:cs="Times New Roman"/>
@@ -14120,10 +14162,10 @@
           <w:szCs w:val="28"/>
         </w:rPr>
       </w:pPr>
-      <w:bookmarkStart w:id="85" w:name="_Toc12794"/>
-      <w:bookmarkStart w:id="86" w:name="_Toc20117"/>
-      <w:bookmarkStart w:id="87" w:name="_Toc21214"/>
-      <w:bookmarkStart w:id="88" w:name="_Toc21764"/>
+      <w:bookmarkStart w:id="85" w:name="_Toc21764"/>
+      <w:bookmarkStart w:id="86" w:name="_Toc21214"/>
+      <w:bookmarkStart w:id="87" w:name="_Toc12794"/>
+      <w:bookmarkStart w:id="88" w:name="_Toc20117"/>
       <w:r>
         <w:rPr>
           <w:rFonts w:hint="default" w:ascii="Times New Roman" w:hAnsi="Times New Roman" w:cs="Times New Roman"/>
@@ -14176,10 +14218,10 @@
           <w:szCs w:val="28"/>
         </w:rPr>
       </w:pPr>
-      <w:bookmarkStart w:id="89" w:name="_Toc28255"/>
-      <w:bookmarkStart w:id="90" w:name="_Toc17464"/>
+      <w:bookmarkStart w:id="89" w:name="_Toc17464"/>
+      <w:bookmarkStart w:id="90" w:name="_Toc16335"/>
       <w:bookmarkStart w:id="91" w:name="_Toc30181"/>
-      <w:bookmarkStart w:id="92" w:name="_Toc16335"/>
+      <w:bookmarkStart w:id="92" w:name="_Toc28255"/>
       <w:r>
         <w:rPr>
           <w:rFonts w:hint="default" w:ascii="Times New Roman" w:hAnsi="Times New Roman" w:cs="Times New Roman"/>
@@ -14345,9 +14387,9 @@
           <w:szCs w:val="28"/>
         </w:rPr>
       </w:pPr>
-      <w:bookmarkStart w:id="93" w:name="_Toc10315"/>
-      <w:bookmarkStart w:id="94" w:name="_Toc32015"/>
-      <w:bookmarkStart w:id="95" w:name="_Toc26358"/>
+      <w:bookmarkStart w:id="93" w:name="_Toc26358"/>
+      <w:bookmarkStart w:id="94" w:name="_Toc10315"/>
+      <w:bookmarkStart w:id="95" w:name="_Toc32015"/>
       <w:bookmarkStart w:id="96" w:name="_Toc193"/>
       <w:r>
         <w:rPr>
@@ -14475,10 +14517,10 @@
           <w:szCs w:val="28"/>
         </w:rPr>
       </w:pPr>
-      <w:bookmarkStart w:id="97" w:name="_Toc30252"/>
-      <w:bookmarkStart w:id="98" w:name="_Toc3869"/>
-      <w:bookmarkStart w:id="99" w:name="_Toc31795"/>
-      <w:bookmarkStart w:id="100" w:name="_Toc7754"/>
+      <w:bookmarkStart w:id="97" w:name="_Toc7754"/>
+      <w:bookmarkStart w:id="98" w:name="_Toc31795"/>
+      <w:bookmarkStart w:id="99" w:name="_Toc30252"/>
+      <w:bookmarkStart w:id="100" w:name="_Toc3869"/>
       <w:r>
         <w:rPr>
           <w:rFonts w:hint="default" w:ascii="Times New Roman" w:hAnsi="Times New Roman" w:cs="Times New Roman"/>
@@ -14556,8 +14598,8 @@
         </w:rPr>
       </w:pPr>
       <w:bookmarkStart w:id="101" w:name="_Toc30860"/>
-      <w:bookmarkStart w:id="102" w:name="_Toc12107"/>
-      <w:bookmarkStart w:id="103" w:name="_Toc21940"/>
+      <w:bookmarkStart w:id="102" w:name="_Toc21940"/>
+      <w:bookmarkStart w:id="103" w:name="_Toc12107"/>
       <w:bookmarkStart w:id="104" w:name="_Toc23820"/>
       <w:r>
         <w:rPr>
@@ -14867,10 +14909,10 @@
           <w:szCs w:val="28"/>
         </w:rPr>
       </w:pPr>
-      <w:bookmarkStart w:id="105" w:name="_Toc24186"/>
-      <w:bookmarkStart w:id="106" w:name="_Toc22246"/>
-      <w:bookmarkStart w:id="107" w:name="_Toc9412"/>
-      <w:bookmarkStart w:id="108" w:name="_Toc5427"/>
+      <w:bookmarkStart w:id="105" w:name="_Toc5427"/>
+      <w:bookmarkStart w:id="106" w:name="_Toc9412"/>
+      <w:bookmarkStart w:id="107" w:name="_Toc22246"/>
+      <w:bookmarkStart w:id="108" w:name="_Toc24186"/>
       <w:r>
         <w:rPr>
           <w:rFonts w:hint="default" w:ascii="Times New Roman" w:hAnsi="Times New Roman" w:cs="Times New Roman"/>
@@ -15218,10 +15260,10 @@
           <w:szCs w:val="28"/>
         </w:rPr>
       </w:pPr>
-      <w:bookmarkStart w:id="109" w:name="_Toc1664"/>
+      <w:bookmarkStart w:id="109" w:name="_Toc26291"/>
       <w:bookmarkStart w:id="110" w:name="_Toc27572"/>
-      <w:bookmarkStart w:id="111" w:name="_Toc11933"/>
-      <w:bookmarkStart w:id="112" w:name="_Toc26291"/>
+      <w:bookmarkStart w:id="111" w:name="_Toc1664"/>
+      <w:bookmarkStart w:id="112" w:name="_Toc11933"/>
       <w:r>
         <w:rPr>
           <w:rFonts w:hint="default" w:ascii="Times New Roman" w:hAnsi="Times New Roman" w:cs="Times New Roman"/>
@@ -15434,10 +15476,10 @@
           <w:szCs w:val="28"/>
         </w:rPr>
       </w:pPr>
-      <w:bookmarkStart w:id="114" w:name="_Toc3657"/>
-      <w:bookmarkStart w:id="115" w:name="_Toc520"/>
+      <w:bookmarkStart w:id="114" w:name="_Toc520"/>
+      <w:bookmarkStart w:id="115" w:name="_Toc23660"/>
       <w:bookmarkStart w:id="116" w:name="_Toc18522"/>
-      <w:bookmarkStart w:id="117" w:name="_Toc23660"/>
+      <w:bookmarkStart w:id="117" w:name="_Toc3657"/>
       <w:r>
         <w:rPr>
           <w:rFonts w:hint="default" w:ascii="Times New Roman" w:hAnsi="Times New Roman" w:cs="Times New Roman"/>
@@ -15932,10 +15974,10 @@
           <w:szCs w:val="28"/>
         </w:rPr>
       </w:pPr>
-      <w:bookmarkStart w:id="122" w:name="_Toc29282"/>
-      <w:bookmarkStart w:id="123" w:name="_Toc24848"/>
-      <w:bookmarkStart w:id="124" w:name="_Toc8342"/>
-      <w:bookmarkStart w:id="125" w:name="_Toc22157"/>
+      <w:bookmarkStart w:id="122" w:name="_Toc22157"/>
+      <w:bookmarkStart w:id="123" w:name="_Toc8342"/>
+      <w:bookmarkStart w:id="124" w:name="_Toc29282"/>
+      <w:bookmarkStart w:id="125" w:name="_Toc24848"/>
       <w:r>
         <w:rPr>
           <w:rFonts w:hint="default" w:ascii="Times New Roman" w:hAnsi="Times New Roman" w:cs="Times New Roman"/>
@@ -16235,10 +16277,10 @@
           <w:szCs w:val="28"/>
         </w:rPr>
       </w:pPr>
-      <w:bookmarkStart w:id="126" w:name="_Toc10838"/>
+      <w:bookmarkStart w:id="126" w:name="_Toc12918"/>
       <w:bookmarkStart w:id="127" w:name="_Toc22259"/>
       <w:bookmarkStart w:id="128" w:name="_Toc1442"/>
-      <w:bookmarkStart w:id="129" w:name="_Toc12918"/>
+      <w:bookmarkStart w:id="129" w:name="_Toc10838"/>
       <w:r>
         <w:rPr>
           <w:rFonts w:hint="default" w:ascii="Times New Roman" w:hAnsi="Times New Roman" w:cs="Times New Roman"/>
@@ -16589,9 +16631,9 @@
           <w:szCs w:val="28"/>
         </w:rPr>
       </w:pPr>
-      <w:bookmarkStart w:id="130" w:name="_Toc32580"/>
+      <w:bookmarkStart w:id="130" w:name="_Toc851"/>
       <w:bookmarkStart w:id="131" w:name="_Toc13273"/>
-      <w:bookmarkStart w:id="132" w:name="_Toc851"/>
+      <w:bookmarkStart w:id="132" w:name="_Toc32580"/>
       <w:bookmarkStart w:id="133" w:name="_Toc22929"/>
     </w:p>
     <w:p>
@@ -16670,10 +16712,10 @@
           <w:szCs w:val="28"/>
         </w:rPr>
       </w:pPr>
-      <w:bookmarkStart w:id="134" w:name="_Toc12536"/>
-      <w:bookmarkStart w:id="135" w:name="_Toc3180"/>
-      <w:bookmarkStart w:id="136" w:name="_Toc17971"/>
-      <w:bookmarkStart w:id="137" w:name="_Toc6843"/>
+      <w:bookmarkStart w:id="134" w:name="_Toc3180"/>
+      <w:bookmarkStart w:id="135" w:name="_Toc6843"/>
+      <w:bookmarkStart w:id="136" w:name="_Toc12536"/>
+      <w:bookmarkStart w:id="137" w:name="_Toc17971"/>
       <w:r>
         <w:rPr>
           <w:rFonts w:hint="default" w:ascii="Times New Roman" w:hAnsi="Times New Roman" w:cs="Times New Roman"/>
@@ -16777,9 +16819,9 @@
           <w:szCs w:val="28"/>
         </w:rPr>
       </w:pPr>
-      <w:bookmarkStart w:id="138" w:name="_Toc21978"/>
-      <w:bookmarkStart w:id="139" w:name="_Toc16987"/>
-      <w:bookmarkStart w:id="140" w:name="_Toc26032"/>
+      <w:bookmarkStart w:id="138" w:name="_Toc26032"/>
+      <w:bookmarkStart w:id="139" w:name="_Toc21978"/>
+      <w:bookmarkStart w:id="140" w:name="_Toc16987"/>
       <w:bookmarkStart w:id="141" w:name="_Toc19756"/>
     </w:p>
     <w:p>
@@ -17198,9 +17240,9 @@
           <w:szCs w:val="28"/>
         </w:rPr>
       </w:pPr>
-      <w:bookmarkStart w:id="143" w:name="_Toc28197"/>
-      <w:bookmarkStart w:id="144" w:name="_Toc17913"/>
-      <w:bookmarkStart w:id="145" w:name="_Toc19301"/>
+      <w:bookmarkStart w:id="143" w:name="_Toc17913"/>
+      <w:bookmarkStart w:id="144" w:name="_Toc19301"/>
+      <w:bookmarkStart w:id="145" w:name="_Toc28197"/>
       <w:bookmarkStart w:id="146" w:name="_Toc4088"/>
       <w:r>
         <w:rPr>
@@ -17776,8 +17818,8 @@
           <w:szCs w:val="28"/>
         </w:rPr>
       </w:pPr>
-      <w:bookmarkStart w:id="147" w:name="_Toc28566"/>
-      <w:bookmarkStart w:id="148" w:name="_Toc18330"/>
+      <w:bookmarkStart w:id="147" w:name="_Toc18330"/>
+      <w:bookmarkStart w:id="148" w:name="_Toc28566"/>
       <w:bookmarkStart w:id="149" w:name="_Toc21501"/>
       <w:bookmarkStart w:id="150" w:name="_Toc14321"/>
       <w:r>
@@ -17872,10 +17914,10 @@
           <w:szCs w:val="28"/>
         </w:rPr>
       </w:pPr>
-      <w:bookmarkStart w:id="151" w:name="_Toc24621"/>
-      <w:bookmarkStart w:id="152" w:name="_Toc20108"/>
-      <w:bookmarkStart w:id="153" w:name="_Toc2895"/>
-      <w:bookmarkStart w:id="154" w:name="_Toc12508"/>
+      <w:bookmarkStart w:id="151" w:name="_Toc2895"/>
+      <w:bookmarkStart w:id="152" w:name="_Toc12508"/>
+      <w:bookmarkStart w:id="153" w:name="_Toc20108"/>
+      <w:bookmarkStart w:id="154" w:name="_Toc24621"/>
       <w:r>
         <w:rPr>
           <w:rFonts w:hint="default" w:ascii="Times New Roman" w:hAnsi="Times New Roman" w:cs="Times New Roman"/>
@@ -18173,10 +18215,10 @@
           <w:szCs w:val="28"/>
         </w:rPr>
       </w:pPr>
-      <w:bookmarkStart w:id="155" w:name="_Toc7076"/>
-      <w:bookmarkStart w:id="156" w:name="_Toc17361"/>
-      <w:bookmarkStart w:id="157" w:name="_Toc3226"/>
-      <w:bookmarkStart w:id="158" w:name="_Toc29942"/>
+      <w:bookmarkStart w:id="155" w:name="_Toc17361"/>
+      <w:bookmarkStart w:id="156" w:name="_Toc29942"/>
+      <w:bookmarkStart w:id="157" w:name="_Toc7076"/>
+      <w:bookmarkStart w:id="158" w:name="_Toc3226"/>
       <w:r>
         <w:rPr>
           <w:rFonts w:hint="default" w:ascii="Times New Roman" w:hAnsi="Times New Roman" w:cs="Times New Roman"/>
@@ -18338,10 +18380,10 @@
           <w:szCs w:val="28"/>
         </w:rPr>
       </w:pPr>
-      <w:bookmarkStart w:id="159" w:name="_Toc18104"/>
-      <w:bookmarkStart w:id="160" w:name="_Toc15957"/>
-      <w:bookmarkStart w:id="161" w:name="_Toc20987"/>
-      <w:bookmarkStart w:id="162" w:name="_Toc16071"/>
+      <w:bookmarkStart w:id="159" w:name="_Toc15957"/>
+      <w:bookmarkStart w:id="160" w:name="_Toc20987"/>
+      <w:bookmarkStart w:id="161" w:name="_Toc16071"/>
+      <w:bookmarkStart w:id="162" w:name="_Toc18104"/>
       <w:r>
         <w:rPr>
           <w:rFonts w:hint="default" w:ascii="Times New Roman" w:hAnsi="Times New Roman" w:cs="Times New Roman"/>
@@ -18504,8 +18546,8 @@
           <w:szCs w:val="28"/>
         </w:rPr>
       </w:pPr>
-      <w:bookmarkStart w:id="163" w:name="_Toc11207"/>
-      <w:bookmarkStart w:id="164" w:name="_Toc11446"/>
+      <w:bookmarkStart w:id="163" w:name="_Toc11446"/>
+      <w:bookmarkStart w:id="164" w:name="_Toc11207"/>
       <w:bookmarkStart w:id="165" w:name="_Toc30894"/>
       <w:bookmarkStart w:id="166" w:name="_Toc16966"/>
       <w:r>
@@ -18650,9 +18692,9 @@
         </w:rPr>
       </w:pPr>
       <w:bookmarkStart w:id="167" w:name="_Toc10529"/>
-      <w:bookmarkStart w:id="168" w:name="_Toc2205"/>
+      <w:bookmarkStart w:id="168" w:name="_Toc23471"/>
       <w:bookmarkStart w:id="169" w:name="_Toc5275"/>
-      <w:bookmarkStart w:id="170" w:name="_Toc23471"/>
+      <w:bookmarkStart w:id="170" w:name="_Toc2205"/>
     </w:p>
     <w:p>
       <w:pPr>
@@ -18796,9 +18838,9 @@
         </w:rPr>
       </w:pPr>
       <w:bookmarkStart w:id="171" w:name="_Toc14130"/>
-      <w:bookmarkStart w:id="172" w:name="_Toc11310"/>
+      <w:bookmarkStart w:id="172" w:name="_Toc23700"/>
       <w:bookmarkStart w:id="173" w:name="_Toc3413"/>
-      <w:bookmarkStart w:id="174" w:name="_Toc23700"/>
+      <w:bookmarkStart w:id="174" w:name="_Toc11310"/>
       <w:r>
         <w:rPr>
           <w:rFonts w:hint="default" w:ascii="Times New Roman" w:hAnsi="Times New Roman" w:cs="Times New Roman"/>
@@ -19101,10 +19143,10 @@
           <w:szCs w:val="28"/>
         </w:rPr>
       </w:pPr>
-      <w:bookmarkStart w:id="175" w:name="_Toc2194"/>
-      <w:bookmarkStart w:id="176" w:name="_Toc16658"/>
+      <w:bookmarkStart w:id="175" w:name="_Toc14556"/>
+      <w:bookmarkStart w:id="176" w:name="_Toc2194"/>
       <w:bookmarkStart w:id="177" w:name="_Toc31596"/>
-      <w:bookmarkStart w:id="178" w:name="_Toc14556"/>
+      <w:bookmarkStart w:id="178" w:name="_Toc16658"/>
       <w:r>
         <w:rPr>
           <w:rFonts w:hint="default" w:ascii="Times New Roman" w:hAnsi="Times New Roman" w:cs="Times New Roman"/>
@@ -19230,10 +19272,10 @@
           <w:szCs w:val="28"/>
         </w:rPr>
       </w:pPr>
-      <w:bookmarkStart w:id="179" w:name="_Toc24455"/>
-      <w:bookmarkStart w:id="180" w:name="_Toc29672"/>
-      <w:bookmarkStart w:id="181" w:name="_Toc17848"/>
-      <w:bookmarkStart w:id="182" w:name="_Toc5410"/>
+      <w:bookmarkStart w:id="179" w:name="_Toc29672"/>
+      <w:bookmarkStart w:id="180" w:name="_Toc17848"/>
+      <w:bookmarkStart w:id="181" w:name="_Toc5410"/>
+      <w:bookmarkStart w:id="182" w:name="_Toc24455"/>
       <w:r>
         <w:rPr>
           <w:rFonts w:hint="default" w:ascii="Times New Roman" w:hAnsi="Times New Roman" w:cs="Times New Roman"/>
@@ -19376,9 +19418,9 @@
           <w:szCs w:val="28"/>
         </w:rPr>
       </w:pPr>
-      <w:bookmarkStart w:id="183" w:name="_Toc25588"/>
-      <w:bookmarkStart w:id="184" w:name="_Toc9056"/>
-      <w:bookmarkStart w:id="185" w:name="_Toc11"/>
+      <w:bookmarkStart w:id="183" w:name="_Toc11"/>
+      <w:bookmarkStart w:id="184" w:name="_Toc25588"/>
+      <w:bookmarkStart w:id="185" w:name="_Toc9056"/>
       <w:bookmarkStart w:id="186" w:name="_Toc17022"/>
       <w:r>
         <w:rPr>
@@ -19557,9 +19599,9 @@
         </w:rPr>
       </w:pPr>
       <w:bookmarkStart w:id="187" w:name="_Toc9739"/>
-      <w:bookmarkStart w:id="188" w:name="_Toc19541"/>
-      <w:bookmarkStart w:id="189" w:name="_Toc27666"/>
-      <w:bookmarkStart w:id="190" w:name="_Toc14384"/>
+      <w:bookmarkStart w:id="188" w:name="_Toc27666"/>
+      <w:bookmarkStart w:id="189" w:name="_Toc14384"/>
+      <w:bookmarkStart w:id="190" w:name="_Toc19541"/>
       <w:r>
         <w:rPr>
           <w:rFonts w:hint="default" w:ascii="Times New Roman" w:hAnsi="Times New Roman" w:cs="Times New Roman"/>
@@ -19661,10 +19703,10 @@
           <w:szCs w:val="28"/>
         </w:rPr>
       </w:pPr>
-      <w:bookmarkStart w:id="191" w:name="_Toc13080"/>
-      <w:bookmarkStart w:id="192" w:name="_Toc31315"/>
-      <w:bookmarkStart w:id="193" w:name="_Toc22022"/>
-      <w:bookmarkStart w:id="194" w:name="_Toc24041"/>
+      <w:bookmarkStart w:id="191" w:name="_Toc24041"/>
+      <w:bookmarkStart w:id="192" w:name="_Toc22022"/>
+      <w:bookmarkStart w:id="193" w:name="_Toc13080"/>
+      <w:bookmarkStart w:id="194" w:name="_Toc31315"/>
       <w:r>
         <w:rPr>
           <w:rFonts w:hint="default" w:ascii="Times New Roman" w:hAnsi="Times New Roman" w:cs="Times New Roman"/>
@@ -19766,10 +19808,10 @@
           <w:szCs w:val="28"/>
         </w:rPr>
       </w:pPr>
-      <w:bookmarkStart w:id="195" w:name="_Toc6927"/>
-      <w:bookmarkStart w:id="196" w:name="_Toc12211"/>
-      <w:bookmarkStart w:id="197" w:name="_Toc29199"/>
-      <w:bookmarkStart w:id="198" w:name="_Toc718"/>
+      <w:bookmarkStart w:id="195" w:name="_Toc29199"/>
+      <w:bookmarkStart w:id="196" w:name="_Toc718"/>
+      <w:bookmarkStart w:id="197" w:name="_Toc12211"/>
+      <w:bookmarkStart w:id="198" w:name="_Toc6927"/>
       <w:r>
         <w:rPr>
           <w:rFonts w:hint="default" w:ascii="Times New Roman" w:hAnsi="Times New Roman" w:cs="Times New Roman"/>
@@ -19971,8 +20013,8 @@
         </w:rPr>
       </w:pPr>
       <w:bookmarkStart w:id="199" w:name="_Toc7324"/>
-      <w:bookmarkStart w:id="200" w:name="_Toc14671"/>
-      <w:bookmarkStart w:id="201" w:name="_Toc2260"/>
+      <w:bookmarkStart w:id="200" w:name="_Toc2260"/>
+      <w:bookmarkStart w:id="201" w:name="_Toc14671"/>
       <w:bookmarkStart w:id="202" w:name="_Toc5706"/>
     </w:p>
     <w:p>
@@ -20101,10 +20143,10 @@
           <w:szCs w:val="28"/>
         </w:rPr>
       </w:pPr>
-      <w:bookmarkStart w:id="203" w:name="_Toc5514"/>
+      <w:bookmarkStart w:id="203" w:name="_Toc28290"/>
       <w:bookmarkStart w:id="204" w:name="_Toc13718"/>
-      <w:bookmarkStart w:id="205" w:name="_Toc28290"/>
-      <w:bookmarkStart w:id="206" w:name="_Toc2045"/>
+      <w:bookmarkStart w:id="205" w:name="_Toc2045"/>
+      <w:bookmarkStart w:id="206" w:name="_Toc5514"/>
       <w:r>
         <w:rPr>
           <w:rFonts w:hint="default" w:ascii="Times New Roman" w:hAnsi="Times New Roman" w:cs="Times New Roman"/>
@@ -20206,10 +20248,10 @@
           <w:szCs w:val="28"/>
         </w:rPr>
       </w:pPr>
-      <w:bookmarkStart w:id="207" w:name="_Toc29675"/>
-      <w:bookmarkStart w:id="208" w:name="_Toc23431"/>
-      <w:bookmarkStart w:id="209" w:name="_Toc2850"/>
-      <w:bookmarkStart w:id="210" w:name="_Toc8784"/>
+      <w:bookmarkStart w:id="207" w:name="_Toc2850"/>
+      <w:bookmarkStart w:id="208" w:name="_Toc8784"/>
+      <w:bookmarkStart w:id="209" w:name="_Toc29675"/>
+      <w:bookmarkStart w:id="210" w:name="_Toc23431"/>
       <w:r>
         <w:rPr>
           <w:rFonts w:hint="default" w:ascii="Times New Roman" w:hAnsi="Times New Roman" w:cs="Times New Roman"/>
@@ -20368,10 +20410,10 @@
           <w:lang w:val="vi-VN"/>
         </w:rPr>
       </w:pPr>
-      <w:bookmarkStart w:id="211" w:name="_Toc10193"/>
+      <w:bookmarkStart w:id="211" w:name="_Toc28662"/>
       <w:bookmarkStart w:id="212" w:name="_Toc24345"/>
-      <w:bookmarkStart w:id="213" w:name="_Toc15012"/>
-      <w:bookmarkStart w:id="214" w:name="_Toc28662"/>
+      <w:bookmarkStart w:id="213" w:name="_Toc10193"/>
+      <w:bookmarkStart w:id="214" w:name="_Toc15012"/>
       <w:r>
         <w:rPr>
           <w:rFonts w:hint="default"/>
@@ -20468,10 +20510,10 @@
           <w:lang w:val="vi-VN"/>
         </w:rPr>
       </w:pPr>
-      <w:bookmarkStart w:id="215" w:name="_Toc12415"/>
+      <w:bookmarkStart w:id="215" w:name="_Toc2611"/>
       <w:bookmarkStart w:id="216" w:name="_Toc24409"/>
-      <w:bookmarkStart w:id="217" w:name="_Toc2611"/>
-      <w:bookmarkStart w:id="218" w:name="_Toc27072"/>
+      <w:bookmarkStart w:id="217" w:name="_Toc27072"/>
+      <w:bookmarkStart w:id="218" w:name="_Toc12415"/>
       <w:r>
         <w:rPr>
           <w:rFonts w:hint="default"/>
@@ -20572,10 +20614,10 @@
           <w:lang w:val="vi-VN"/>
         </w:rPr>
       </w:pPr>
-      <w:bookmarkStart w:id="219" w:name="_Toc1122"/>
+      <w:bookmarkStart w:id="219" w:name="_Toc5723"/>
       <w:bookmarkStart w:id="220" w:name="_Toc8002"/>
       <w:bookmarkStart w:id="221" w:name="_Toc6146"/>
-      <w:bookmarkStart w:id="222" w:name="_Toc5723"/>
+      <w:bookmarkStart w:id="222" w:name="_Toc1122"/>
       <w:r>
         <w:rPr>
           <w:rFonts w:hint="default"/>
@@ -20676,10 +20718,10 @@
           <w:lang w:val="vi-VN"/>
         </w:rPr>
       </w:pPr>
-      <w:bookmarkStart w:id="223" w:name="_Toc14252"/>
-      <w:bookmarkStart w:id="224" w:name="_Toc19316"/>
-      <w:bookmarkStart w:id="225" w:name="_Toc21108"/>
-      <w:bookmarkStart w:id="226" w:name="_Toc560"/>
+      <w:bookmarkStart w:id="223" w:name="_Toc560"/>
+      <w:bookmarkStart w:id="224" w:name="_Toc21108"/>
+      <w:bookmarkStart w:id="225" w:name="_Toc19316"/>
+      <w:bookmarkStart w:id="226" w:name="_Toc14252"/>
       <w:r>
         <w:rPr>
           <w:rFonts w:hint="default"/>
@@ -20770,8 +20812,8 @@
         </w:rPr>
       </w:pPr>
       <w:bookmarkStart w:id="227" w:name="_Toc463"/>
-      <w:bookmarkStart w:id="228" w:name="_Toc9146"/>
-      <w:bookmarkStart w:id="229" w:name="_Toc11393"/>
+      <w:bookmarkStart w:id="228" w:name="_Toc11393"/>
+      <w:bookmarkStart w:id="229" w:name="_Toc9146"/>
       <w:bookmarkStart w:id="230" w:name="_Toc25800"/>
       <w:r>
         <w:rPr>
@@ -20805,10 +20847,10 @@
           <w:szCs w:val="28"/>
         </w:rPr>
       </w:pPr>
-      <w:bookmarkStart w:id="231" w:name="_Toc28335"/>
+      <w:bookmarkStart w:id="231" w:name="_Toc11584"/>
       <w:bookmarkStart w:id="232" w:name="_Toc23039"/>
-      <w:bookmarkStart w:id="233" w:name="_Toc3630"/>
-      <w:bookmarkStart w:id="234" w:name="_Toc11584"/>
+      <w:bookmarkStart w:id="233" w:name="_Toc28335"/>
+      <w:bookmarkStart w:id="234" w:name="_Toc3630"/>
     </w:p>
     <w:p>
       <w:pPr>
@@ -20927,10 +20969,10 @@
           <w:szCs w:val="28"/>
         </w:rPr>
       </w:pPr>
-      <w:bookmarkStart w:id="235" w:name="_Toc9993"/>
-      <w:bookmarkStart w:id="236" w:name="_Toc9716"/>
+      <w:bookmarkStart w:id="235" w:name="_Toc11072"/>
+      <w:bookmarkStart w:id="236" w:name="_Toc9993"/>
       <w:bookmarkStart w:id="237" w:name="_Toc12833"/>
-      <w:bookmarkStart w:id="238" w:name="_Toc11072"/>
+      <w:bookmarkStart w:id="238" w:name="_Toc9716"/>
       <w:r>
         <w:rPr>
           <w:rFonts w:hint="default" w:ascii="Times New Roman" w:hAnsi="Times New Roman" w:cs="Times New Roman"/>
@@ -21108,10 +21150,10 @@
           <w:szCs w:val="28"/>
         </w:rPr>
       </w:pPr>
-      <w:bookmarkStart w:id="239" w:name="_Toc12728"/>
-      <w:bookmarkStart w:id="240" w:name="_Toc17864"/>
-      <w:bookmarkStart w:id="241" w:name="_Toc27067"/>
-      <w:bookmarkStart w:id="242" w:name="_Toc17280"/>
+      <w:bookmarkStart w:id="239" w:name="_Toc17864"/>
+      <w:bookmarkStart w:id="240" w:name="_Toc27067"/>
+      <w:bookmarkStart w:id="241" w:name="_Toc17280"/>
+      <w:bookmarkStart w:id="242" w:name="_Toc12728"/>
       <w:r>
         <w:rPr>
           <w:rFonts w:hint="default" w:ascii="Times New Roman" w:hAnsi="Times New Roman" w:cs="Times New Roman"/>
@@ -21213,8 +21255,8 @@
           <w:szCs w:val="28"/>
         </w:rPr>
       </w:pPr>
-      <w:bookmarkStart w:id="243" w:name="_Toc6474"/>
-      <w:bookmarkStart w:id="244" w:name="_Toc15439"/>
+      <w:bookmarkStart w:id="243" w:name="_Toc15439"/>
+      <w:bookmarkStart w:id="244" w:name="_Toc6474"/>
       <w:bookmarkStart w:id="245" w:name="_Toc10740"/>
       <w:bookmarkStart w:id="246" w:name="_Toc10293"/>
       <w:r>
@@ -22430,8 +22472,6 @@
           <w:szCs w:val="28"/>
         </w:rPr>
       </w:pPr>
-      <w:bookmarkStart w:id="247" w:name="_GoBack"/>
-      <w:bookmarkEnd w:id="247"/>
     </w:p>
     <w:sectPr>
       <w:pgSz w:w="11906" w:h="16838"/>
@@ -23064,24 +23104,24 @@
     <w:lsdException w:qFormat="1" w:unhideWhenUsed="0" w:uiPriority="0" w:semiHidden="0" w:name="toc 1"/>
     <w:lsdException w:qFormat="1" w:unhideWhenUsed="0" w:uiPriority="0" w:semiHidden="0" w:name="toc 2"/>
     <w:lsdException w:qFormat="1" w:unhideWhenUsed="0" w:uiPriority="0" w:semiHidden="0" w:name="toc 3"/>
-    <w:lsdException w:unhideWhenUsed="0" w:uiPriority="0" w:semiHidden="0" w:name="toc 4"/>
-    <w:lsdException w:unhideWhenUsed="0" w:uiPriority="0" w:semiHidden="0" w:name="toc 5"/>
-    <w:lsdException w:unhideWhenUsed="0" w:uiPriority="0" w:semiHidden="0" w:name="toc 6"/>
-    <w:lsdException w:unhideWhenUsed="0" w:uiPriority="0" w:semiHidden="0" w:name="toc 7"/>
-    <w:lsdException w:unhideWhenUsed="0" w:uiPriority="0" w:semiHidden="0" w:name="toc 8"/>
-    <w:lsdException w:unhideWhenUsed="0" w:uiPriority="0" w:semiHidden="0" w:name="toc 9"/>
+    <w:lsdException w:qFormat="1" w:unhideWhenUsed="0" w:uiPriority="0" w:semiHidden="0" w:name="toc 4"/>
+    <w:lsdException w:qFormat="1" w:unhideWhenUsed="0" w:uiPriority="0" w:semiHidden="0" w:name="toc 5"/>
+    <w:lsdException w:qFormat="1" w:unhideWhenUsed="0" w:uiPriority="0" w:semiHidden="0" w:name="toc 6"/>
+    <w:lsdException w:qFormat="1" w:unhideWhenUsed="0" w:uiPriority="0" w:semiHidden="0" w:name="toc 7"/>
+    <w:lsdException w:qFormat="1" w:unhideWhenUsed="0" w:uiPriority="0" w:semiHidden="0" w:name="toc 8"/>
+    <w:lsdException w:qFormat="1" w:unhideWhenUsed="0" w:uiPriority="0" w:semiHidden="0" w:name="toc 9"/>
     <w:lsdException w:qFormat="1" w:unhideWhenUsed="0" w:uiPriority="0" w:semiHidden="0" w:name="Normal Indent"/>
     <w:lsdException w:qFormat="1" w:unhideWhenUsed="0" w:uiPriority="0" w:semiHidden="0" w:name="footnote text"/>
-    <w:lsdException w:unhideWhenUsed="0" w:uiPriority="0" w:semiHidden="0" w:name="annotation text"/>
+    <w:lsdException w:qFormat="1" w:unhideWhenUsed="0" w:uiPriority="0" w:semiHidden="0" w:name="annotation text"/>
     <w:lsdException w:qFormat="1" w:unhideWhenUsed="0" w:uiPriority="0" w:semiHidden="0" w:name="header"/>
     <w:lsdException w:qFormat="1" w:unhideWhenUsed="0" w:uiPriority="0" w:semiHidden="0" w:name="footer"/>
     <w:lsdException w:qFormat="1" w:unhideWhenUsed="0" w:uiPriority="0" w:semiHidden="0" w:name="index heading"/>
     <w:lsdException w:qFormat="1" w:uiPriority="0" w:name="caption"/>
     <w:lsdException w:qFormat="1" w:unhideWhenUsed="0" w:uiPriority="0" w:semiHidden="0" w:name="table of figures"/>
     <w:lsdException w:qFormat="1" w:unhideWhenUsed="0" w:uiPriority="0" w:semiHidden="0" w:name="envelope address"/>
-    <w:lsdException w:unhideWhenUsed="0" w:uiPriority="0" w:semiHidden="0" w:name="envelope return"/>
+    <w:lsdException w:qFormat="1" w:unhideWhenUsed="0" w:uiPriority="0" w:semiHidden="0" w:name="envelope return"/>
     <w:lsdException w:qFormat="1" w:unhideWhenUsed="0" w:uiPriority="0" w:semiHidden="0" w:name="footnote reference"/>
-    <w:lsdException w:unhideWhenUsed="0" w:uiPriority="0" w:semiHidden="0" w:name="annotation reference"/>
+    <w:lsdException w:qFormat="1" w:unhideWhenUsed="0" w:uiPriority="0" w:semiHidden="0" w:name="annotation reference"/>
     <w:lsdException w:qFormat="1" w:unhideWhenUsed="0" w:uiPriority="0" w:semiHidden="0" w:name="line number"/>
     <w:lsdException w:qFormat="1" w:unhideWhenUsed="0" w:uiPriority="0" w:semiHidden="0" w:name="page number"/>
     <w:lsdException w:qFormat="1" w:unhideWhenUsed="0" w:uiPriority="0" w:semiHidden="0" w:name="endnote reference"/>
@@ -23109,7 +23149,7 @@
     <w:lsdException w:qFormat="1" w:unhideWhenUsed="0" w:uiPriority="0" w:semiHidden="0" w:name="Signature"/>
     <w:lsdException w:unhideWhenUsed="0" w:uiPriority="0" w:name="Default Paragraph Font"/>
     <w:lsdException w:qFormat="1" w:unhideWhenUsed="0" w:uiPriority="0" w:semiHidden="0" w:name="Body Text"/>
-    <w:lsdException w:unhideWhenUsed="0" w:uiPriority="0" w:semiHidden="0" w:name="Body Text Indent"/>
+    <w:lsdException w:qFormat="1" w:unhideWhenUsed="0" w:uiPriority="0" w:semiHidden="0" w:name="Body Text Indent"/>
     <w:lsdException w:qFormat="1" w:unhideWhenUsed="0" w:uiPriority="0" w:semiHidden="0" w:name="List Continue"/>
     <w:lsdException w:qFormat="1" w:unhideWhenUsed="0" w:uiPriority="0" w:semiHidden="0" w:name="List Continue 2"/>
     <w:lsdException w:qFormat="1" w:unhideWhenUsed="0" w:uiPriority="0" w:semiHidden="0" w:name="List Continue 3"/>
@@ -23119,14 +23159,14 @@
     <w:lsdException w:qFormat="1" w:unhideWhenUsed="0" w:uiPriority="0" w:semiHidden="0" w:name="Subtitle"/>
     <w:lsdException w:qFormat="1" w:unhideWhenUsed="0" w:uiPriority="0" w:semiHidden="0" w:name="Salutation"/>
     <w:lsdException w:qFormat="1" w:unhideWhenUsed="0" w:uiPriority="0" w:semiHidden="0" w:name="Date"/>
-    <w:lsdException w:unhideWhenUsed="0" w:uiPriority="0" w:semiHidden="0" w:name="Body Text First Indent"/>
+    <w:lsdException w:qFormat="1" w:unhideWhenUsed="0" w:uiPriority="0" w:semiHidden="0" w:name="Body Text First Indent"/>
     <w:lsdException w:qFormat="1" w:unhideWhenUsed="0" w:uiPriority="0" w:semiHidden="0" w:name="Body Text First Indent 2"/>
     <w:lsdException w:qFormat="1" w:unhideWhenUsed="0" w:uiPriority="0" w:semiHidden="0" w:name="Note Heading"/>
-    <w:lsdException w:unhideWhenUsed="0" w:uiPriority="0" w:semiHidden="0" w:name="Body Text 2"/>
-    <w:lsdException w:unhideWhenUsed="0" w:uiPriority="0" w:semiHidden="0" w:name="Body Text 3"/>
-    <w:lsdException w:unhideWhenUsed="0" w:uiPriority="0" w:semiHidden="0" w:name="Body Text Indent 2"/>
+    <w:lsdException w:qFormat="1" w:unhideWhenUsed="0" w:uiPriority="0" w:semiHidden="0" w:name="Body Text 2"/>
+    <w:lsdException w:qFormat="1" w:unhideWhenUsed="0" w:uiPriority="0" w:semiHidden="0" w:name="Body Text 3"/>
+    <w:lsdException w:qFormat="1" w:unhideWhenUsed="0" w:uiPriority="0" w:semiHidden="0" w:name="Body Text Indent 2"/>
     <w:lsdException w:qFormat="1" w:unhideWhenUsed="0" w:uiPriority="0" w:semiHidden="0" w:name="Body Text Indent 3"/>
-    <w:lsdException w:unhideWhenUsed="0" w:uiPriority="0" w:semiHidden="0" w:name="Block Text"/>
+    <w:lsdException w:qFormat="1" w:unhideWhenUsed="0" w:uiPriority="0" w:semiHidden="0" w:name="Block Text"/>
     <w:lsdException w:qFormat="1" w:unhideWhenUsed="0" w:uiPriority="0" w:semiHidden="0" w:name="Hyperlink"/>
     <w:lsdException w:qFormat="1" w:unhideWhenUsed="0" w:uiPriority="0" w:semiHidden="0" w:name="FollowedHyperlink"/>
     <w:lsdException w:qFormat="1" w:unhideWhenUsed="0" w:uiPriority="0" w:semiHidden="0" w:name="Strong"/>
@@ -23146,7 +23186,7 @@
     <w:lsdException w:qFormat="1" w:unhideWhenUsed="0" w:uiPriority="0" w:semiHidden="0" w:name="HTML Typewriter"/>
     <w:lsdException w:qFormat="1" w:unhideWhenUsed="0" w:uiPriority="0" w:semiHidden="0" w:name="HTML Variable"/>
     <w:lsdException w:qFormat="1" w:unhideWhenUsed="0" w:uiPriority="0" w:name="Normal Table"/>
-    <w:lsdException w:unhideWhenUsed="0" w:uiPriority="0" w:semiHidden="0" w:name="annotation subject"/>
+    <w:lsdException w:qFormat="1" w:unhideWhenUsed="0" w:uiPriority="0" w:semiHidden="0" w:name="annotation subject"/>
     <w:lsdException w:qFormat="1" w:unhideWhenUsed="0" w:uiPriority="0" w:semiHidden="0" w:name="Table Simple 1"/>
     <w:lsdException w:qFormat="1" w:unhideWhenUsed="0" w:uiPriority="0" w:semiHidden="0" w:name="Table Simple 2"/>
     <w:lsdException w:qFormat="1" w:unhideWhenUsed="0" w:uiPriority="0" w:semiHidden="0" w:name="Table Simple 3"/>
@@ -23192,11 +23232,11 @@
     <w:lsdException w:qFormat="1" w:unhideWhenUsed="0" w:uiPriority="0" w:semiHidden="0" w:name="Balloon Text"/>
     <w:lsdException w:qFormat="1" w:unhideWhenUsed="0" w:uiPriority="0" w:semiHidden="0" w:name="Table Grid"/>
     <w:lsdException w:qFormat="1" w:unhideWhenUsed="0" w:uiPriority="0" w:semiHidden="0" w:name="Table Theme"/>
-    <w:lsdException w:unhideWhenUsed="0" w:uiPriority="60" w:semiHidden="0" w:name="Light Shading"/>
+    <w:lsdException w:qFormat="1" w:unhideWhenUsed="0" w:uiPriority="60" w:semiHidden="0" w:name="Light Shading"/>
     <w:lsdException w:unhideWhenUsed="0" w:uiPriority="61" w:semiHidden="0" w:name="Light List"/>
     <w:lsdException w:unhideWhenUsed="0" w:uiPriority="62" w:semiHidden="0" w:name="Light Grid"/>
     <w:lsdException w:qFormat="1" w:unhideWhenUsed="0" w:uiPriority="63" w:semiHidden="0" w:name="Medium Shading 1"/>
-    <w:lsdException w:unhideWhenUsed="0" w:uiPriority="64" w:semiHidden="0" w:name="Medium Shading 2"/>
+    <w:lsdException w:qFormat="1" w:unhideWhenUsed="0" w:uiPriority="64" w:semiHidden="0" w:name="Medium Shading 2"/>
     <w:lsdException w:unhideWhenUsed="0" w:uiPriority="65" w:semiHidden="0" w:name="Medium List 1"/>
     <w:lsdException w:unhideWhenUsed="0" w:uiPriority="66" w:semiHidden="0" w:name="Medium List 2"/>
     <w:lsdException w:qFormat="1" w:unhideWhenUsed="0" w:uiPriority="67" w:semiHidden="0" w:name="Medium Grid 1"/>
@@ -23206,9 +23246,9 @@
     <w:lsdException w:qFormat="1" w:unhideWhenUsed="0" w:uiPriority="71" w:semiHidden="0" w:name="Colorful Shading"/>
     <w:lsdException w:qFormat="1" w:unhideWhenUsed="0" w:uiPriority="72" w:semiHidden="0" w:name="Colorful List"/>
     <w:lsdException w:qFormat="1" w:unhideWhenUsed="0" w:uiPriority="73" w:semiHidden="0" w:name="Colorful Grid"/>
-    <w:lsdException w:unhideWhenUsed="0" w:uiPriority="60" w:semiHidden="0" w:name="Light Shading Accent 1"/>
+    <w:lsdException w:qFormat="1" w:unhideWhenUsed="0" w:uiPriority="60" w:semiHidden="0" w:name="Light Shading Accent 1"/>
     <w:lsdException w:unhideWhenUsed="0" w:uiPriority="61" w:semiHidden="0" w:name="Light List Accent 1"/>
-    <w:lsdException w:unhideWhenUsed="0" w:uiPriority="62" w:semiHidden="0" w:name="Light Grid Accent 1"/>
+    <w:lsdException w:qFormat="1" w:unhideWhenUsed="0" w:uiPriority="62" w:semiHidden="0" w:name="Light Grid Accent 1"/>
     <w:lsdException w:qFormat="1" w:unhideWhenUsed="0" w:uiPriority="63" w:semiHidden="0" w:name="Medium Shading 1 Accent 1"/>
     <w:lsdException w:qFormat="1" w:unhideWhenUsed="0" w:uiPriority="64" w:semiHidden="0" w:name="Medium Shading 2 Accent 1"/>
     <w:lsdException w:unhideWhenUsed="0" w:uiPriority="65" w:semiHidden="0" w:name="Medium List 1 Accent 1"/>
@@ -23221,7 +23261,7 @@
     <w:lsdException w:qFormat="1" w:unhideWhenUsed="0" w:uiPriority="71" w:semiHidden="0" w:name="Colorful Shading Accent 1"/>
     <w:lsdException w:qFormat="1" w:unhideWhenUsed="0" w:uiPriority="72" w:semiHidden="0" w:name="Colorful List Accent 1"/>
     <w:lsdException w:qFormat="1" w:unhideWhenUsed="0" w:uiPriority="73" w:semiHidden="0" w:name="Colorful Grid Accent 1"/>
-    <w:lsdException w:unhideWhenUsed="0" w:uiPriority="60" w:semiHidden="0" w:name="Light Shading Accent 2"/>
+    <w:lsdException w:qFormat="1" w:unhideWhenUsed="0" w:uiPriority="60" w:semiHidden="0" w:name="Light Shading Accent 2"/>
     <w:lsdException w:qFormat="1" w:unhideWhenUsed="0" w:uiPriority="61" w:semiHidden="0" w:name="Light List Accent 2"/>
     <w:lsdException w:qFormat="1" w:unhideWhenUsed="0" w:uiPriority="62" w:semiHidden="0" w:name="Light Grid Accent 2"/>
     <w:lsdException w:qFormat="1" w:unhideWhenUsed="0" w:uiPriority="63" w:semiHidden="0" w:name="Medium Shading 1 Accent 2"/>
@@ -23237,8 +23277,8 @@
     <w:lsdException w:qFormat="1" w:unhideWhenUsed="0" w:uiPriority="73" w:semiHidden="0" w:name="Colorful Grid Accent 2"/>
     <w:lsdException w:qFormat="1" w:unhideWhenUsed="0" w:uiPriority="60" w:semiHidden="0" w:name="Light Shading Accent 3"/>
     <w:lsdException w:unhideWhenUsed="0" w:uiPriority="61" w:semiHidden="0" w:name="Light List Accent 3"/>
-    <w:lsdException w:unhideWhenUsed="0" w:uiPriority="62" w:semiHidden="0" w:name="Light Grid Accent 3"/>
-    <w:lsdException w:unhideWhenUsed="0" w:uiPriority="63" w:semiHidden="0" w:name="Medium Shading 1 Accent 3"/>
+    <w:lsdException w:qFormat="1" w:unhideWhenUsed="0" w:uiPriority="62" w:semiHidden="0" w:name="Light Grid Accent 3"/>
+    <w:lsdException w:qFormat="1" w:unhideWhenUsed="0" w:uiPriority="63" w:semiHidden="0" w:name="Medium Shading 1 Accent 3"/>
     <w:lsdException w:qFormat="1" w:unhideWhenUsed="0" w:uiPriority="64" w:semiHidden="0" w:name="Medium Shading 2 Accent 3"/>
     <w:lsdException w:qFormat="1" w:unhideWhenUsed="0" w:uiPriority="65" w:semiHidden="0" w:name="Medium List 1 Accent 3"/>
     <w:lsdException w:unhideWhenUsed="0" w:uiPriority="66" w:semiHidden="0" w:name="Medium List 2 Accent 3"/>
@@ -23251,7 +23291,7 @@
     <w:lsdException w:qFormat="1" w:unhideWhenUsed="0" w:uiPriority="73" w:semiHidden="0" w:name="Colorful Grid Accent 3"/>
     <w:lsdException w:unhideWhenUsed="0" w:uiPriority="60" w:semiHidden="0" w:name="Light Shading Accent 4"/>
     <w:lsdException w:qFormat="1" w:unhideWhenUsed="0" w:uiPriority="61" w:semiHidden="0" w:name="Light List Accent 4"/>
-    <w:lsdException w:unhideWhenUsed="0" w:uiPriority="62" w:semiHidden="0" w:name="Light Grid Accent 4"/>
+    <w:lsdException w:qFormat="1" w:unhideWhenUsed="0" w:uiPriority="62" w:semiHidden="0" w:name="Light Grid Accent 4"/>
     <w:lsdException w:unhideWhenUsed="0" w:uiPriority="63" w:semiHidden="0" w:name="Medium Shading 1 Accent 4"/>
     <w:lsdException w:qFormat="1" w:unhideWhenUsed="0" w:uiPriority="64" w:semiHidden="0" w:name="Medium Shading 2 Accent 4"/>
     <w:lsdException w:unhideWhenUsed="0" w:uiPriority="65" w:semiHidden="0" w:name="Medium List 1 Accent 4"/>
@@ -23267,7 +23307,7 @@
     <w:lsdException w:qFormat="1" w:unhideWhenUsed="0" w:uiPriority="61" w:semiHidden="0" w:name="Light List Accent 5"/>
     <w:lsdException w:unhideWhenUsed="0" w:uiPriority="62" w:semiHidden="0" w:name="Light Grid Accent 5"/>
     <w:lsdException w:qFormat="1" w:unhideWhenUsed="0" w:uiPriority="63" w:semiHidden="0" w:name="Medium Shading 1 Accent 5"/>
-    <w:lsdException w:unhideWhenUsed="0" w:uiPriority="64" w:semiHidden="0" w:name="Medium Shading 2 Accent 5"/>
+    <w:lsdException w:qFormat="1" w:unhideWhenUsed="0" w:uiPriority="64" w:semiHidden="0" w:name="Medium Shading 2 Accent 5"/>
     <w:lsdException w:qFormat="1" w:unhideWhenUsed="0" w:uiPriority="65" w:semiHidden="0" w:name="Medium List 1 Accent 5"/>
     <w:lsdException w:qFormat="1" w:unhideWhenUsed="0" w:uiPriority="66" w:semiHidden="0" w:name="Medium List 2 Accent 5"/>
     <w:lsdException w:unhideWhenUsed="0" w:uiPriority="67" w:semiHidden="0" w:name="Medium Grid 1 Accent 5"/>
@@ -23278,7 +23318,7 @@
     <w:lsdException w:qFormat="1" w:unhideWhenUsed="0" w:uiPriority="72" w:semiHidden="0" w:name="Colorful List Accent 5"/>
     <w:lsdException w:qFormat="1" w:unhideWhenUsed="0" w:uiPriority="73" w:semiHidden="0" w:name="Colorful Grid Accent 5"/>
     <w:lsdException w:unhideWhenUsed="0" w:uiPriority="60" w:semiHidden="0" w:name="Light Shading Accent 6"/>
-    <w:lsdException w:unhideWhenUsed="0" w:uiPriority="61" w:semiHidden="0" w:name="Light List Accent 6"/>
+    <w:lsdException w:qFormat="1" w:unhideWhenUsed="0" w:uiPriority="61" w:semiHidden="0" w:name="Light List Accent 6"/>
     <w:lsdException w:unhideWhenUsed="0" w:uiPriority="62" w:semiHidden="0" w:name="Light Grid Accent 6"/>
     <w:lsdException w:qFormat="1" w:unhideWhenUsed="0" w:uiPriority="63" w:semiHidden="0" w:name="Medium Shading 1 Accent 6"/>
     <w:lsdException w:unhideWhenUsed="0" w:uiPriority="64" w:semiHidden="0" w:name="Medium Shading 2 Accent 6"/>
@@ -23525,6 +23565,7 @@
   <w:style w:type="paragraph" w:styleId="14">
     <w:name w:val="Block Text"/>
     <w:basedOn w:val="1"/>
+    <w:qFormat/>
     <w:uiPriority w:val="0"/>
     <w:pPr>
       <w:spacing w:after="120"/>
@@ -23543,6 +23584,7 @@
   <w:style w:type="paragraph" w:styleId="16">
     <w:name w:val="Body Text 2"/>
     <w:basedOn w:val="1"/>
+    <w:qFormat/>
     <w:uiPriority w:val="0"/>
     <w:pPr>
       <w:spacing w:after="120" w:line="480" w:lineRule="auto"/>
@@ -23551,6 +23593,7 @@
   <w:style w:type="paragraph" w:styleId="17">
     <w:name w:val="Body Text 3"/>
     <w:basedOn w:val="1"/>
+    <w:qFormat/>
     <w:uiPriority w:val="0"/>
     <w:pPr>
       <w:spacing w:after="120"/>
@@ -23563,6 +23606,7 @@
   <w:style w:type="paragraph" w:styleId="18">
     <w:name w:val="Body Text First Indent"/>
     <w:basedOn w:val="15"/>
+    <w:qFormat/>
     <w:uiPriority w:val="0"/>
     <w:pPr>
       <w:ind w:firstLine="420" w:firstLineChars="100"/>
@@ -23571,6 +23615,7 @@
   <w:style w:type="paragraph" w:styleId="19">
     <w:name w:val="Body Text Indent"/>
     <w:basedOn w:val="1"/>
+    <w:qFormat/>
     <w:uiPriority w:val="0"/>
     <w:pPr>
       <w:spacing w:after="120"/>
@@ -23589,6 +23634,7 @@
   <w:style w:type="paragraph" w:styleId="21">
     <w:name w:val="Body Text Indent 2"/>
     <w:basedOn w:val="1"/>
+    <w:qFormat/>
     <w:uiPriority w:val="0"/>
     <w:pPr>
       <w:spacing w:after="120" w:line="480" w:lineRule="auto"/>
@@ -23634,6 +23680,7 @@
   <w:style w:type="character" w:styleId="25">
     <w:name w:val="annotation reference"/>
     <w:basedOn w:val="11"/>
+    <w:qFormat/>
     <w:uiPriority w:val="0"/>
     <w:rPr>
       <w:sz w:val="21"/>
@@ -23643,6 +23690,7 @@
   <w:style w:type="paragraph" w:styleId="26">
     <w:name w:val="annotation text"/>
     <w:basedOn w:val="1"/>
+    <w:qFormat/>
     <w:uiPriority w:val="0"/>
     <w:pPr>
       <w:jc w:val="left"/>
@@ -23652,6 +23700,7 @@
     <w:name w:val="annotation subject"/>
     <w:basedOn w:val="26"/>
     <w:next w:val="26"/>
+    <w:qFormat/>
     <w:uiPriority w:val="0"/>
     <w:rPr>
       <w:b/>
@@ -23730,6 +23779,7 @@
   <w:style w:type="paragraph" w:styleId="35">
     <w:name w:val="envelope return"/>
     <w:basedOn w:val="1"/>
+    <w:qFormat/>
     <w:uiPriority w:val="0"/>
     <w:pPr>
       <w:snapToGrid w:val="0"/>
@@ -27572,6 +27622,7 @@
     <w:name w:val="toc 4"/>
     <w:basedOn w:val="1"/>
     <w:next w:val="1"/>
+    <w:qFormat/>
     <w:uiPriority w:val="0"/>
     <w:pPr>
       <w:ind w:left="1260" w:leftChars="600"/>
@@ -27581,6 +27632,7 @@
     <w:name w:val="toc 5"/>
     <w:basedOn w:val="1"/>
     <w:next w:val="1"/>
+    <w:qFormat/>
     <w:uiPriority w:val="0"/>
     <w:pPr>
       <w:ind w:left="1680" w:leftChars="800"/>
@@ -27590,6 +27642,7 @@
     <w:name w:val="toc 6"/>
     <w:basedOn w:val="1"/>
     <w:next w:val="1"/>
+    <w:qFormat/>
     <w:uiPriority w:val="0"/>
     <w:pPr>
       <w:ind w:left="2100" w:leftChars="1000"/>
@@ -27599,6 +27652,7 @@
     <w:name w:val="toc 7"/>
     <w:basedOn w:val="1"/>
     <w:next w:val="1"/>
+    <w:qFormat/>
     <w:uiPriority w:val="0"/>
     <w:pPr>
       <w:ind w:left="2520" w:leftChars="1200"/>
@@ -27608,6 +27662,7 @@
     <w:name w:val="toc 8"/>
     <w:basedOn w:val="1"/>
     <w:next w:val="1"/>
+    <w:qFormat/>
     <w:uiPriority w:val="0"/>
     <w:pPr>
       <w:ind w:left="2940" w:leftChars="1400"/>
@@ -27617,6 +27672,7 @@
     <w:name w:val="toc 9"/>
     <w:basedOn w:val="1"/>
     <w:next w:val="1"/>
+    <w:qFormat/>
     <w:uiPriority w:val="0"/>
     <w:pPr>
       <w:ind w:left="3360" w:leftChars="1600"/>
@@ -27625,6 +27681,7 @@
   <w:style w:type="table" w:styleId="151">
     <w:name w:val="Light Shading"/>
     <w:basedOn w:val="12"/>
+    <w:qFormat/>
     <w:uiPriority w:val="60"/>
     <w:rPr>
       <w:color w:val="000000"/>
@@ -27715,6 +27772,7 @@
   <w:style w:type="table" w:styleId="152">
     <w:name w:val="Light Shading Accent 1"/>
     <w:basedOn w:val="12"/>
+    <w:qFormat/>
     <w:uiPriority w:val="60"/>
     <w:rPr>
       <w:color w:val="365F91"/>
@@ -27805,6 +27863,7 @@
   <w:style w:type="table" w:styleId="153">
     <w:name w:val="Light Shading Accent 2"/>
     <w:basedOn w:val="12"/>
+    <w:qFormat/>
     <w:uiPriority w:val="60"/>
     <w:rPr>
       <w:color w:val="943634"/>
@@ -28734,6 +28793,7 @@
   <w:style w:type="table" w:styleId="164">
     <w:name w:val="Light List Accent 6"/>
     <w:basedOn w:val="12"/>
+    <w:qFormat/>
     <w:uiPriority w:val="61"/>
     <w:tblPr>
       <w:tblBorders>
@@ -28930,6 +28990,7 @@
   <w:style w:type="table" w:styleId="166">
     <w:name w:val="Light Grid Accent 1"/>
     <w:basedOn w:val="12"/>
+    <w:qFormat/>
     <w:uiPriority w:val="62"/>
     <w:tblPr>
       <w:tblBorders>
@@ -29165,6 +29226,7 @@
   <w:style w:type="table" w:styleId="168">
     <w:name w:val="Light Grid Accent 3"/>
     <w:basedOn w:val="12"/>
+    <w:qFormat/>
     <w:uiPriority w:val="62"/>
     <w:tblPr>
       <w:tblBorders>
@@ -29282,6 +29344,7 @@
   <w:style w:type="table" w:styleId="169">
     <w:name w:val="Light Grid Accent 4"/>
     <w:basedOn w:val="12"/>
+    <w:qFormat/>
     <w:uiPriority w:val="62"/>
     <w:tblPr>
       <w:tblBorders>
@@ -29915,6 +29978,7 @@
   <w:style w:type="table" w:styleId="175">
     <w:name w:val="Medium Shading 1 Accent 3"/>
     <w:basedOn w:val="12"/>
+    <w:qFormat/>
     <w:uiPriority w:val="63"/>
     <w:tblPr>
       <w:tblBorders>
@@ -30289,6 +30353,7 @@
   <w:style w:type="table" w:styleId="179">
     <w:name w:val="Medium Shading 2"/>
     <w:basedOn w:val="12"/>
+    <w:qFormat/>
     <w:uiPriority w:val="64"/>
     <w:tblPr>
       <w:tblBorders>
@@ -30973,6 +31038,7 @@
   <w:style w:type="table" w:styleId="184">
     <w:name w:val="Medium Shading 2 Accent 5"/>
     <w:basedOn w:val="12"/>
+    <w:qFormat/>
     <w:uiPriority w:val="64"/>
     <w:tblPr>
       <w:tblBorders>
